--- a/CLAUDE CODE - Relatorio_Resposta_Contraminuta_AI_2186351.docx
+++ b/CLAUDE CODE - Relatorio_Resposta_Contraminuta_AI_2186351.docx
@@ -271,7 +271,7 @@
           <w:i w:val="false"/>
           <w:iCs w:val="false"/>
         </w:rPr>
-        <w:t xml:space="preserve">Sinais:</w:t>
+        <w:t xml:space="preserve">Acórdão do AI 2353386 na origem:</w:t>
       </w:r>
       <w:r>
         <w:rPr>
@@ -281,7 +281,7 @@
           <w:i w:val="false"/>
           <w:iCs w:val="false"/>
         </w:rPr>
-        <w:t xml:space="preserve"> 🟩 conferido no documento; 🟨 depende de conferência adicional; 🟥 falso, contrário ou perigoso.</w:t>
+        <w:t xml:space="preserve"> há duas cópias. A primeira, juntada pelos exequentes em 05/03/2026, está em fls. 3395/3406 e-SAJ. A segunda, trasladada pelo cartório em 23/04/2026 com a certidão de trânsito, está em fls. 3422/3434 e-SAJ, e é a que a decisão agravada cita. Este relatório usa a segunda. Correspondência: fls. 3403 = 3430; 3404 = 3431; 3405 = 3432; 3406 = 3433.</w:t>
       </w:r>
     </w:p>
     <w:p>
@@ -302,6 +302,37 @@
           <w:i w:val="false"/>
           <w:iCs w:val="false"/>
         </w:rPr>
+        <w:t xml:space="preserve">Sinais:</w:t>
+      </w:r>
+      <w:r>
+        <w:rPr>
+          <w:rFonts w:ascii="Times New Roman" w:cs="Times New Roman" w:eastAsia="Times New Roman" w:hAnsi="Times New Roman"/>
+          <w:b w:val="false"/>
+          <w:bCs w:val="false"/>
+          <w:i w:val="false"/>
+          <w:iCs w:val="false"/>
+        </w:rPr>
+        <w:t xml:space="preserve"> 🟩 conferido no documento; 🟨 depende de conferência adicional; 🟥 falso, contrário ou perigoso.</w:t>
+      </w:r>
+    </w:p>
+    <w:p>
+      <w:pPr>
+        <w:pStyle w:val="ListParagraph"/>
+        <w:numPr>
+          <w:ilvl w:val="0"/>
+          <w:numId w:val="2"/>
+        </w:numPr>
+        <w:spacing w:after="80" w:line="340"/>
+        <w:jc w:val="both"/>
+      </w:pPr>
+      <w:r>
+        <w:rPr>
+          <w:rFonts w:ascii="Times New Roman" w:cs="Times New Roman" w:eastAsia="Times New Roman" w:hAnsi="Times New Roman"/>
+          <w:b/>
+          <w:bCs/>
+          <w:i w:val="false"/>
+          <w:iCs w:val="false"/>
+        </w:rPr>
         <w:t xml:space="preserve">Jurisprudência:</w:t>
       </w:r>
       <w:r>
@@ -389,7 +420,7 @@
           <w:i w:val="false"/>
           <w:iCs w:val="false"/>
         </w:rPr>
-        <w:t xml:space="preserve"> (fls. 104 do AI). Os embargos existiram, foram julgados improcedentes em 03/05/1991 e a apelação foi desprovida em 05/10/1993, com trânsito certificado em 10/11/1993 (fls. 2144/2184 e-SAJ). A própria advocacia do executado admitiu isso em 02/05/2024 (fls. 1419/1421 e-SAJ). É alteração da verdade dos fatos (CPC, art. 80, II), a mesma conduta pela qual a Relatora já manteve multa de 5% por "reincidência" (fls. 3403/3405 e-SAJ).</w:t>
+        <w:t xml:space="preserve"> (fls. 104 do AI). Os embargos existiram, foram julgados improcedentes em 03/05/1991 e a apelação foi desprovida em 05/10/1993, com trânsito certificado em 10/11/1993 (fls. 2144/2184 e-SAJ). A própria advocacia do executado admitiu isso em 02/05/2024 (fls. 1419/1421 e-SAJ). É alteração da verdade dos fatos (CPC, art. 80, II), a mesma conduta pela qual a Relatora já manteve multa de 5% por "reincidência" (fls. 3430/3432 e-SAJ).</w:t>
       </w:r>
     </w:p>
     <w:p>
@@ -7467,7 +7498,7 @@
           <w:i w:val="false"/>
           <w:iCs w:val="false"/>
         </w:rPr>
-        <w:t xml:space="preserve"> apontar a falsidade, juntar as provas e pedir que a Câmara a considere na valoração da contraminuta, com menção à "reincidência" já reconhecida pela Relatora no AI 2353386-61.2025 (fls. 3404/3405 e-SAJ, digital). Não pedir multa expressamente.</w:t>
+        <w:t xml:space="preserve"> apontar a falsidade, juntar as provas e pedir que a Câmara a considere na valoração da contraminuta, com menção à "reincidência" já reconhecida pela Relatora no AI 2353386-61.2025 (fls. 3431/3432 e-SAJ, digital). Não pedir multa expressamente.</w:t>
       </w:r>
     </w:p>
     <w:p>
@@ -7514,7 +7545,7 @@
           <w:i w:val="false"/>
           <w:iCs w:val="false"/>
         </w:rPr>
-        <w:t xml:space="preserve">Em ambas, citar fls. 3403 e-SAJ, e não fls. 3404, porque esta traz o lapso "por parte do exequente".</w:t>
+        <w:t xml:space="preserve">Em ambas, citar fls. 3430 e-SAJ, e não fls. 3431, porque esta traz o lapso "por parte do exequente".</w:t>
       </w:r>
     </w:p>
     <w:p>
@@ -7929,7 +7960,7 @@
           <w:i w:val="false"/>
           <w:iCs w:val="false"/>
         </w:rPr>
-        <w:t xml:space="preserve"> Na homologação da avaliação, ela reconheceu "o manto da preclusão pro iudicato" e o "retrocesso indevido" de reabrir a matéria (AI 2353386-61.2025, fls. 3395/3403 e-SAJ). O trânsito do AREsp 2.456.018/SP, em 30/11/2023, tornou definitiva aquela homologação (fls. 1930 e-SAJ, digital).</w:t>
+        <w:t xml:space="preserve"> Na homologação da avaliação, ela reconheceu "o manto da preclusão pro iudicato" e o "retrocesso indevido" de reabrir a matéria (AI 2353386-61.2025, fls. 3422/3430 e-SAJ; trânsito em julgado em 31/03/2026, certificado em fls. 3434 e-SAJ). O trânsito do AREsp 2.456.018/SP, em 30/11/2023, tornou definitiva aquela homologação (fls. 1930 e-SAJ, digital).</w:t>
       </w:r>
     </w:p>
     <w:p>
@@ -9828,10 +9859,10 @@
         </w:tblBorders>
       </w:tblPr>
       <w:tblGrid>
-        <w:gridCol w:w="525"/>
-        <w:gridCol w:w="3943"/>
-        <w:gridCol w:w="2234"/>
-        <w:gridCol w:w="2369"/>
+        <w:gridCol w:w="442"/>
+        <w:gridCol w:w="3318"/>
+        <w:gridCol w:w="3318"/>
+        <w:gridCol w:w="1993"/>
       </w:tblGrid>
       <w:tr>
         <w:trPr>
@@ -9840,7 +9871,7 @@
         </w:trPr>
         <w:tc>
           <w:tcPr>
-            <w:tcW w:type="dxa" w:w="525"/>
+            <w:tcW w:type="dxa" w:w="442"/>
             <w:tcBorders>
               <w:top w:val="single" w:color="808080" w:sz="4"/>
               <w:left w:val="single" w:color="808080" w:sz="4"/>
@@ -9876,7 +9907,7 @@
         </w:tc>
         <w:tc>
           <w:tcPr>
-            <w:tcW w:type="dxa" w:w="3943"/>
+            <w:tcW w:type="dxa" w:w="3318"/>
             <w:tcBorders>
               <w:top w:val="single" w:color="808080" w:sz="4"/>
               <w:left w:val="single" w:color="808080" w:sz="4"/>
@@ -9912,7 +9943,7 @@
         </w:tc>
         <w:tc>
           <w:tcPr>
-            <w:tcW w:type="dxa" w:w="2234"/>
+            <w:tcW w:type="dxa" w:w="3318"/>
             <w:tcBorders>
               <w:top w:val="single" w:color="808080" w:sz="4"/>
               <w:left w:val="single" w:color="808080" w:sz="4"/>
@@ -9948,7 +9979,7 @@
         </w:tc>
         <w:tc>
           <w:tcPr>
-            <w:tcW w:type="dxa" w:w="2369"/>
+            <w:tcW w:type="dxa" w:w="1993"/>
             <w:tcBorders>
               <w:top w:val="single" w:color="808080" w:sz="4"/>
               <w:left w:val="single" w:color="808080" w:sz="4"/>
@@ -9990,7 +10021,7 @@
         </w:trPr>
         <w:tc>
           <w:tcPr>
-            <w:tcW w:type="dxa" w:w="525"/>
+            <w:tcW w:type="dxa" w:w="442"/>
             <w:tcBorders>
               <w:top w:val="single" w:color="808080" w:sz="4"/>
               <w:left w:val="single" w:color="808080" w:sz="4"/>
@@ -10025,7 +10056,7 @@
         </w:tc>
         <w:tc>
           <w:tcPr>
-            <w:tcW w:type="dxa" w:w="3943"/>
+            <w:tcW w:type="dxa" w:w="3318"/>
             <w:tcBorders>
               <w:top w:val="single" w:color="808080" w:sz="4"/>
               <w:left w:val="single" w:color="808080" w:sz="4"/>
@@ -10060,7 +10091,7 @@
         </w:tc>
         <w:tc>
           <w:tcPr>
-            <w:tcW w:type="dxa" w:w="2234"/>
+            <w:tcW w:type="dxa" w:w="3318"/>
             <w:tcBorders>
               <w:top w:val="single" w:color="808080" w:sz="4"/>
               <w:left w:val="single" w:color="808080" w:sz="4"/>
@@ -10095,7 +10126,7 @@
         </w:tc>
         <w:tc>
           <w:tcPr>
-            <w:tcW w:type="dxa" w:w="2369"/>
+            <w:tcW w:type="dxa" w:w="1993"/>
             <w:tcBorders>
               <w:top w:val="single" w:color="808080" w:sz="4"/>
               <w:left w:val="single" w:color="808080" w:sz="4"/>
@@ -10136,7 +10167,7 @@
         </w:trPr>
         <w:tc>
           <w:tcPr>
-            <w:tcW w:type="dxa" w:w="525"/>
+            <w:tcW w:type="dxa" w:w="442"/>
             <w:tcBorders>
               <w:top w:val="single" w:color="808080" w:sz="4"/>
               <w:left w:val="single" w:color="808080" w:sz="4"/>
@@ -10171,7 +10202,7 @@
         </w:tc>
         <w:tc>
           <w:tcPr>
-            <w:tcW w:type="dxa" w:w="3943"/>
+            <w:tcW w:type="dxa" w:w="3318"/>
             <w:tcBorders>
               <w:top w:val="single" w:color="808080" w:sz="4"/>
               <w:left w:val="single" w:color="808080" w:sz="4"/>
@@ -10206,7 +10237,7 @@
         </w:tc>
         <w:tc>
           <w:tcPr>
-            <w:tcW w:type="dxa" w:w="2234"/>
+            <w:tcW w:type="dxa" w:w="3318"/>
             <w:tcBorders>
               <w:top w:val="single" w:color="808080" w:sz="4"/>
               <w:left w:val="single" w:color="808080" w:sz="4"/>
@@ -10241,7 +10272,7 @@
         </w:tc>
         <w:tc>
           <w:tcPr>
-            <w:tcW w:type="dxa" w:w="2369"/>
+            <w:tcW w:type="dxa" w:w="1993"/>
             <w:tcBorders>
               <w:top w:val="single" w:color="808080" w:sz="4"/>
               <w:left w:val="single" w:color="808080" w:sz="4"/>
@@ -10282,7 +10313,7 @@
         </w:trPr>
         <w:tc>
           <w:tcPr>
-            <w:tcW w:type="dxa" w:w="525"/>
+            <w:tcW w:type="dxa" w:w="442"/>
             <w:tcBorders>
               <w:top w:val="single" w:color="808080" w:sz="4"/>
               <w:left w:val="single" w:color="808080" w:sz="4"/>
@@ -10317,7 +10348,7 @@
         </w:tc>
         <w:tc>
           <w:tcPr>
-            <w:tcW w:type="dxa" w:w="3943"/>
+            <w:tcW w:type="dxa" w:w="3318"/>
             <w:tcBorders>
               <w:top w:val="single" w:color="808080" w:sz="4"/>
               <w:left w:val="single" w:color="808080" w:sz="4"/>
@@ -10352,7 +10383,7 @@
         </w:tc>
         <w:tc>
           <w:tcPr>
-            <w:tcW w:type="dxa" w:w="2234"/>
+            <w:tcW w:type="dxa" w:w="3318"/>
             <w:tcBorders>
               <w:top w:val="single" w:color="808080" w:sz="4"/>
               <w:left w:val="single" w:color="808080" w:sz="4"/>
@@ -10387,7 +10418,7 @@
         </w:tc>
         <w:tc>
           <w:tcPr>
-            <w:tcW w:type="dxa" w:w="2369"/>
+            <w:tcW w:type="dxa" w:w="1993"/>
             <w:tcBorders>
               <w:top w:val="single" w:color="808080" w:sz="4"/>
               <w:left w:val="single" w:color="808080" w:sz="4"/>
@@ -10428,7 +10459,7 @@
         </w:trPr>
         <w:tc>
           <w:tcPr>
-            <w:tcW w:type="dxa" w:w="525"/>
+            <w:tcW w:type="dxa" w:w="442"/>
             <w:tcBorders>
               <w:top w:val="single" w:color="808080" w:sz="4"/>
               <w:left w:val="single" w:color="808080" w:sz="4"/>
@@ -10463,7 +10494,7 @@
         </w:tc>
         <w:tc>
           <w:tcPr>
-            <w:tcW w:type="dxa" w:w="3943"/>
+            <w:tcW w:type="dxa" w:w="3318"/>
             <w:tcBorders>
               <w:top w:val="single" w:color="808080" w:sz="4"/>
               <w:left w:val="single" w:color="808080" w:sz="4"/>
@@ -10498,7 +10529,7 @@
         </w:tc>
         <w:tc>
           <w:tcPr>
-            <w:tcW w:type="dxa" w:w="2234"/>
+            <w:tcW w:type="dxa" w:w="3318"/>
             <w:tcBorders>
               <w:top w:val="single" w:color="808080" w:sz="4"/>
               <w:left w:val="single" w:color="808080" w:sz="4"/>
@@ -10533,7 +10564,7 @@
         </w:tc>
         <w:tc>
           <w:tcPr>
-            <w:tcW w:type="dxa" w:w="2369"/>
+            <w:tcW w:type="dxa" w:w="1993"/>
             <w:tcBorders>
               <w:top w:val="single" w:color="808080" w:sz="4"/>
               <w:left w:val="single" w:color="808080" w:sz="4"/>
@@ -10574,7 +10605,7 @@
         </w:trPr>
         <w:tc>
           <w:tcPr>
-            <w:tcW w:type="dxa" w:w="525"/>
+            <w:tcW w:type="dxa" w:w="442"/>
             <w:tcBorders>
               <w:top w:val="single" w:color="808080" w:sz="4"/>
               <w:left w:val="single" w:color="808080" w:sz="4"/>
@@ -10609,7 +10640,7 @@
         </w:tc>
         <w:tc>
           <w:tcPr>
-            <w:tcW w:type="dxa" w:w="3943"/>
+            <w:tcW w:type="dxa" w:w="3318"/>
             <w:tcBorders>
               <w:top w:val="single" w:color="808080" w:sz="4"/>
               <w:left w:val="single" w:color="808080" w:sz="4"/>
@@ -10644,7 +10675,7 @@
         </w:tc>
         <w:tc>
           <w:tcPr>
-            <w:tcW w:type="dxa" w:w="2234"/>
+            <w:tcW w:type="dxa" w:w="3318"/>
             <w:tcBorders>
               <w:top w:val="single" w:color="808080" w:sz="4"/>
               <w:left w:val="single" w:color="808080" w:sz="4"/>
@@ -10679,7 +10710,7 @@
         </w:tc>
         <w:tc>
           <w:tcPr>
-            <w:tcW w:type="dxa" w:w="2369"/>
+            <w:tcW w:type="dxa" w:w="1993"/>
             <w:tcBorders>
               <w:top w:val="single" w:color="808080" w:sz="4"/>
               <w:left w:val="single" w:color="808080" w:sz="4"/>
@@ -10720,7 +10751,7 @@
         </w:trPr>
         <w:tc>
           <w:tcPr>
-            <w:tcW w:type="dxa" w:w="525"/>
+            <w:tcW w:type="dxa" w:w="442"/>
             <w:tcBorders>
               <w:top w:val="single" w:color="808080" w:sz="4"/>
               <w:left w:val="single" w:color="808080" w:sz="4"/>
@@ -10755,7 +10786,7 @@
         </w:tc>
         <w:tc>
           <w:tcPr>
-            <w:tcW w:type="dxa" w:w="3943"/>
+            <w:tcW w:type="dxa" w:w="3318"/>
             <w:tcBorders>
               <w:top w:val="single" w:color="808080" w:sz="4"/>
               <w:left w:val="single" w:color="808080" w:sz="4"/>
@@ -10790,7 +10821,7 @@
         </w:tc>
         <w:tc>
           <w:tcPr>
-            <w:tcW w:type="dxa" w:w="2234"/>
+            <w:tcW w:type="dxa" w:w="3318"/>
             <w:tcBorders>
               <w:top w:val="single" w:color="808080" w:sz="4"/>
               <w:left w:val="single" w:color="808080" w:sz="4"/>
@@ -10825,7 +10856,7 @@
         </w:tc>
         <w:tc>
           <w:tcPr>
-            <w:tcW w:type="dxa" w:w="2369"/>
+            <w:tcW w:type="dxa" w:w="1993"/>
             <w:tcBorders>
               <w:top w:val="single" w:color="808080" w:sz="4"/>
               <w:left w:val="single" w:color="808080" w:sz="4"/>
@@ -10866,7 +10897,7 @@
         </w:trPr>
         <w:tc>
           <w:tcPr>
-            <w:tcW w:type="dxa" w:w="525"/>
+            <w:tcW w:type="dxa" w:w="442"/>
             <w:tcBorders>
               <w:top w:val="single" w:color="808080" w:sz="4"/>
               <w:left w:val="single" w:color="808080" w:sz="4"/>
@@ -10901,7 +10932,7 @@
         </w:tc>
         <w:tc>
           <w:tcPr>
-            <w:tcW w:type="dxa" w:w="3943"/>
+            <w:tcW w:type="dxa" w:w="3318"/>
             <w:tcBorders>
               <w:top w:val="single" w:color="808080" w:sz="4"/>
               <w:left w:val="single" w:color="808080" w:sz="4"/>
@@ -10936,7 +10967,7 @@
         </w:tc>
         <w:tc>
           <w:tcPr>
-            <w:tcW w:type="dxa" w:w="2234"/>
+            <w:tcW w:type="dxa" w:w="3318"/>
             <w:tcBorders>
               <w:top w:val="single" w:color="808080" w:sz="4"/>
               <w:left w:val="single" w:color="808080" w:sz="4"/>
@@ -10971,7 +11002,7 @@
         </w:tc>
         <w:tc>
           <w:tcPr>
-            <w:tcW w:type="dxa" w:w="2369"/>
+            <w:tcW w:type="dxa" w:w="1993"/>
             <w:tcBorders>
               <w:top w:val="single" w:color="808080" w:sz="4"/>
               <w:left w:val="single" w:color="808080" w:sz="4"/>
@@ -11012,7 +11043,7 @@
         </w:trPr>
         <w:tc>
           <w:tcPr>
-            <w:tcW w:type="dxa" w:w="525"/>
+            <w:tcW w:type="dxa" w:w="442"/>
             <w:tcBorders>
               <w:top w:val="single" w:color="808080" w:sz="4"/>
               <w:left w:val="single" w:color="808080" w:sz="4"/>
@@ -11047,7 +11078,7 @@
         </w:tc>
         <w:tc>
           <w:tcPr>
-            <w:tcW w:type="dxa" w:w="3943"/>
+            <w:tcW w:type="dxa" w:w="3318"/>
             <w:tcBorders>
               <w:top w:val="single" w:color="808080" w:sz="4"/>
               <w:left w:val="single" w:color="808080" w:sz="4"/>
@@ -11082,7 +11113,7 @@
         </w:tc>
         <w:tc>
           <w:tcPr>
-            <w:tcW w:type="dxa" w:w="2234"/>
+            <w:tcW w:type="dxa" w:w="3318"/>
             <w:tcBorders>
               <w:top w:val="single" w:color="808080" w:sz="4"/>
               <w:left w:val="single" w:color="808080" w:sz="4"/>
@@ -11117,7 +11148,7 @@
         </w:tc>
         <w:tc>
           <w:tcPr>
-            <w:tcW w:type="dxa" w:w="2369"/>
+            <w:tcW w:type="dxa" w:w="1993"/>
             <w:tcBorders>
               <w:top w:val="single" w:color="808080" w:sz="4"/>
               <w:left w:val="single" w:color="808080" w:sz="4"/>
@@ -11158,7 +11189,7 @@
         </w:trPr>
         <w:tc>
           <w:tcPr>
-            <w:tcW w:type="dxa" w:w="525"/>
+            <w:tcW w:type="dxa" w:w="442"/>
             <w:tcBorders>
               <w:top w:val="single" w:color="808080" w:sz="4"/>
               <w:left w:val="single" w:color="808080" w:sz="4"/>
@@ -11193,7 +11224,7 @@
         </w:tc>
         <w:tc>
           <w:tcPr>
-            <w:tcW w:type="dxa" w:w="3943"/>
+            <w:tcW w:type="dxa" w:w="3318"/>
             <w:tcBorders>
               <w:top w:val="single" w:color="808080" w:sz="4"/>
               <w:left w:val="single" w:color="808080" w:sz="4"/>
@@ -11228,7 +11259,7 @@
         </w:tc>
         <w:tc>
           <w:tcPr>
-            <w:tcW w:type="dxa" w:w="2234"/>
+            <w:tcW w:type="dxa" w:w="3318"/>
             <w:tcBorders>
               <w:top w:val="single" w:color="808080" w:sz="4"/>
               <w:left w:val="single" w:color="808080" w:sz="4"/>
@@ -11263,7 +11294,7 @@
         </w:tc>
         <w:tc>
           <w:tcPr>
-            <w:tcW w:type="dxa" w:w="2369"/>
+            <w:tcW w:type="dxa" w:w="1993"/>
             <w:tcBorders>
               <w:top w:val="single" w:color="808080" w:sz="4"/>
               <w:left w:val="single" w:color="808080" w:sz="4"/>
@@ -11304,7 +11335,7 @@
         </w:trPr>
         <w:tc>
           <w:tcPr>
-            <w:tcW w:type="dxa" w:w="525"/>
+            <w:tcW w:type="dxa" w:w="442"/>
             <w:tcBorders>
               <w:top w:val="single" w:color="808080" w:sz="4"/>
               <w:left w:val="single" w:color="808080" w:sz="4"/>
@@ -11339,7 +11370,7 @@
         </w:tc>
         <w:tc>
           <w:tcPr>
-            <w:tcW w:type="dxa" w:w="3943"/>
+            <w:tcW w:type="dxa" w:w="3318"/>
             <w:tcBorders>
               <w:top w:val="single" w:color="808080" w:sz="4"/>
               <w:left w:val="single" w:color="808080" w:sz="4"/>
@@ -11374,7 +11405,7 @@
         </w:tc>
         <w:tc>
           <w:tcPr>
-            <w:tcW w:type="dxa" w:w="2234"/>
+            <w:tcW w:type="dxa" w:w="3318"/>
             <w:tcBorders>
               <w:top w:val="single" w:color="808080" w:sz="4"/>
               <w:left w:val="single" w:color="808080" w:sz="4"/>
@@ -11409,7 +11440,7 @@
         </w:tc>
         <w:tc>
           <w:tcPr>
-            <w:tcW w:type="dxa" w:w="2369"/>
+            <w:tcW w:type="dxa" w:w="1993"/>
             <w:tcBorders>
               <w:top w:val="single" w:color="808080" w:sz="4"/>
               <w:left w:val="single" w:color="808080" w:sz="4"/>
@@ -11450,7 +11481,7 @@
         </w:trPr>
         <w:tc>
           <w:tcPr>
-            <w:tcW w:type="dxa" w:w="525"/>
+            <w:tcW w:type="dxa" w:w="442"/>
             <w:tcBorders>
               <w:top w:val="single" w:color="808080" w:sz="4"/>
               <w:left w:val="single" w:color="808080" w:sz="4"/>
@@ -11485,7 +11516,7 @@
         </w:tc>
         <w:tc>
           <w:tcPr>
-            <w:tcW w:type="dxa" w:w="3943"/>
+            <w:tcW w:type="dxa" w:w="3318"/>
             <w:tcBorders>
               <w:top w:val="single" w:color="808080" w:sz="4"/>
               <w:left w:val="single" w:color="808080" w:sz="4"/>
@@ -11520,7 +11551,7 @@
         </w:tc>
         <w:tc>
           <w:tcPr>
-            <w:tcW w:type="dxa" w:w="2234"/>
+            <w:tcW w:type="dxa" w:w="3318"/>
             <w:tcBorders>
               <w:top w:val="single" w:color="808080" w:sz="4"/>
               <w:left w:val="single" w:color="808080" w:sz="4"/>
@@ -11555,7 +11586,7 @@
         </w:tc>
         <w:tc>
           <w:tcPr>
-            <w:tcW w:type="dxa" w:w="2369"/>
+            <w:tcW w:type="dxa" w:w="1993"/>
             <w:tcBorders>
               <w:top w:val="single" w:color="808080" w:sz="4"/>
               <w:left w:val="single" w:color="808080" w:sz="4"/>
@@ -11596,7 +11627,7 @@
         </w:trPr>
         <w:tc>
           <w:tcPr>
-            <w:tcW w:type="dxa" w:w="525"/>
+            <w:tcW w:type="dxa" w:w="442"/>
             <w:tcBorders>
               <w:top w:val="single" w:color="808080" w:sz="4"/>
               <w:left w:val="single" w:color="808080" w:sz="4"/>
@@ -11631,7 +11662,7 @@
         </w:tc>
         <w:tc>
           <w:tcPr>
-            <w:tcW w:type="dxa" w:w="3943"/>
+            <w:tcW w:type="dxa" w:w="3318"/>
             <w:tcBorders>
               <w:top w:val="single" w:color="808080" w:sz="4"/>
               <w:left w:val="single" w:color="808080" w:sz="4"/>
@@ -11666,42 +11697,42 @@
         </w:tc>
         <w:tc>
           <w:tcPr>
-            <w:tcW w:type="dxa" w:w="2234"/>
-            <w:tcBorders>
-              <w:top w:val="single" w:color="808080" w:sz="4"/>
-              <w:left w:val="single" w:color="808080" w:sz="4"/>
-              <w:bottom w:val="single" w:color="808080" w:sz="4"/>
-              <w:right w:val="single" w:color="808080" w:sz="4"/>
-            </w:tcBorders>
-            <w:tcMar>
-              <w:top w:type="dxa" w:w="60"/>
-              <w:left w:type="dxa" w:w="90"/>
-              <w:bottom w:type="dxa" w:w="60"/>
-              <w:right w:type="dxa" w:w="90"/>
-            </w:tcMar>
-          </w:tcPr>
-          <w:p>
-            <w:pPr>
-              <w:spacing w:after="0" w:line="260"/>
-              <w:jc w:val="left"/>
-            </w:pPr>
-            <w:r>
-              <w:rPr>
-                <w:rFonts w:ascii="Times New Roman" w:cs="Times New Roman" w:eastAsia="Times New Roman" w:hAnsi="Times New Roman"/>
-                <w:b w:val="false"/>
-                <w:bCs w:val="false"/>
-                <w:i w:val="false"/>
-                <w:iCs w:val="false"/>
-                <w:sz w:val="19"/>
-                <w:szCs w:val="19"/>
-              </w:rPr>
-              <w:t xml:space="preserve">3403/3405 e-SAJ (digital)</w:t>
-            </w:r>
-          </w:p>
-        </w:tc>
-        <w:tc>
-          <w:tcPr>
-            <w:tcW w:type="dxa" w:w="2369"/>
+            <w:tcW w:type="dxa" w:w="3318"/>
+            <w:tcBorders>
+              <w:top w:val="single" w:color="808080" w:sz="4"/>
+              <w:left w:val="single" w:color="808080" w:sz="4"/>
+              <w:bottom w:val="single" w:color="808080" w:sz="4"/>
+              <w:right w:val="single" w:color="808080" w:sz="4"/>
+            </w:tcBorders>
+            <w:tcMar>
+              <w:top w:type="dxa" w:w="60"/>
+              <w:left w:type="dxa" w:w="90"/>
+              <w:bottom w:type="dxa" w:w="60"/>
+              <w:right w:type="dxa" w:w="90"/>
+            </w:tcMar>
+          </w:tcPr>
+          <w:p>
+            <w:pPr>
+              <w:spacing w:after="0" w:line="260"/>
+              <w:jc w:val="left"/>
+            </w:pPr>
+            <w:r>
+              <w:rPr>
+                <w:rFonts w:ascii="Times New Roman" w:cs="Times New Roman" w:eastAsia="Times New Roman" w:hAnsi="Times New Roman"/>
+                <w:b w:val="false"/>
+                <w:bCs w:val="false"/>
+                <w:i w:val="false"/>
+                <w:iCs w:val="false"/>
+                <w:sz w:val="19"/>
+                <w:szCs w:val="19"/>
+              </w:rPr>
+              <w:t xml:space="preserve">3430/3432 e-SAJ (digital); acórdão completo em fls. 3422/3433 e certidão de trânsito em fls. 3434</w:t>
+            </w:r>
+          </w:p>
+        </w:tc>
+        <w:tc>
+          <w:tcPr>
+            <w:tcW w:type="dxa" w:w="1993"/>
             <w:tcBorders>
               <w:top w:val="single" w:color="808080" w:sz="4"/>
               <w:left w:val="single" w:color="808080" w:sz="4"/>
@@ -13460,7 +13491,7 @@
                 <w:sz w:val="19"/>
                 <w:szCs w:val="19"/>
               </w:rPr>
-              <w:t xml:space="preserve">13ª CDP, mesma Relatora, j. 04/03/2026</w:t>
+              <w:t xml:space="preserve">13ª CDP, mesma Relatora, j. 04/03/2026; trânsito em 31/03/2026 (fls. 3422/3434 e-SAJ)</w:t>
             </w:r>
           </w:p>
         </w:tc>
